--- a/backend-exhibits/Dropbox to SharePoint Online Advanced Plan - Advanced Include.docx
+++ b/backend-exhibits/Dropbox to SharePoint Online Advanced Plan - Advanced Include.docx
@@ -57,7 +57,7 @@
                 <w:sz w:val="21"/>
                 <w:szCs w:val="21"/>
               </w:rPr>
-              <w:t xml:space="preserve">Advanced Plan Features (Dropbox to </w:t>
+              <w:t xml:space="preserve">Standard Plan Features (Dropbox to </w:t>
             </w:r>
             <w:proofErr w:type="spellStart"/>
             <w:r>

--- a/backend-exhibits/Dropbox to SharePoint Online Advanced Plan - Advanced Include.docx
+++ b/backend-exhibits/Dropbox to SharePoint Online Advanced Plan - Advanced Include.docx
@@ -45,14 +45,14 @@
               <w:ind w:right="20"/>
               <w:jc w:val="center"/>
               <w:rPr>
-                <w:rFonts w:ascii="Arial" w:hAnsi="Arial" w:cs="Arial"/>
-                <w:sz w:val="21"/>
-                <w:szCs w:val="21"/>
-              </w:rPr>
-            </w:pPr>
-            <w:r>
-              <w:rPr>
-                <w:rFonts w:ascii="Arial" w:eastAsia="Arial" w:hAnsi="Arial" w:cs="Arial"/>
+                <w:rFonts w:ascii="Arial" w:hAnsi="Arial" w:cs="Arial" w:eastAsia="Arial"/>
+                <w:sz w:val="21"/>
+                <w:szCs w:val="21"/>
+              </w:rPr>
+            </w:pPr>
+            <w:r>
+              <w:rPr>
+                <w:rFonts w:ascii="Arial" w:hAnsi="Arial" w:cs="Arial" w:eastAsia="Arial"/>
                 <w:b/>
                 <w:sz w:val="21"/>
                 <w:szCs w:val="21"/>
@@ -62,7 +62,7 @@
             <w:proofErr w:type="spellStart"/>
             <w:r>
               <w:rPr>
-                <w:rFonts w:ascii="Arial" w:eastAsia="Arial" w:hAnsi="Arial" w:cs="Arial"/>
+                <w:rFonts w:ascii="Arial" w:hAnsi="Arial" w:cs="Arial" w:eastAsia="Arial"/>
                 <w:b/>
                 <w:sz w:val="21"/>
                 <w:szCs w:val="21"/>
@@ -72,7 +72,7 @@
             <w:proofErr w:type="spellEnd"/>
             <w:r>
               <w:rPr>
-                <w:rFonts w:ascii="Arial" w:eastAsia="Arial" w:hAnsi="Arial" w:cs="Arial"/>
+                <w:rFonts w:ascii="Arial" w:hAnsi="Arial" w:cs="Arial" w:eastAsia="Arial"/>
                 <w:b/>
                 <w:sz w:val="21"/>
                 <w:szCs w:val="21"/>
@@ -100,14 +100,14 @@
             <w:pPr>
               <w:ind w:left="1"/>
               <w:rPr>
-                <w:rFonts w:ascii="Arial" w:hAnsi="Arial" w:cs="Arial"/>
-                <w:sz w:val="21"/>
-                <w:szCs w:val="21"/>
-              </w:rPr>
-            </w:pPr>
-            <w:r>
-              <w:rPr>
-                <w:rFonts w:ascii="Arial" w:eastAsia="Arial" w:hAnsi="Arial" w:cs="Arial"/>
+                <w:rFonts w:ascii="Arial" w:hAnsi="Arial" w:cs="Arial" w:eastAsia="Arial"/>
+                <w:sz w:val="21"/>
+                <w:szCs w:val="21"/>
+              </w:rPr>
+            </w:pPr>
+            <w:r>
+              <w:rPr>
+                <w:rFonts w:ascii="Arial" w:hAnsi="Arial" w:cs="Arial" w:eastAsia="Arial"/>
                 <w:b/>
                 <w:sz w:val="21"/>
                 <w:szCs w:val="21"/>
@@ -129,7 +129,7 @@
           <w:p>
             <w:pPr>
               <w:rPr>
-                <w:rFonts w:ascii="Arial" w:hAnsi="Arial" w:cs="Arial"/>
+                <w:rFonts w:ascii="Arial" w:hAnsi="Arial" w:cs="Arial" w:eastAsia="Arial"/>
                 <w:sz w:val="21"/>
                 <w:szCs w:val="21"/>
               </w:rPr>
@@ -137,7 +137,7 @@
             <w:proofErr w:type="spellStart"/>
             <w:r>
               <w:rPr>
-                <w:rFonts w:ascii="Arial" w:eastAsia="Arial" w:hAnsi="Arial" w:cs="Arial"/>
+                <w:rFonts w:ascii="Arial" w:hAnsi="Arial" w:cs="Arial" w:eastAsia="Arial"/>
                 <w:sz w:val="21"/>
                 <w:szCs w:val="21"/>
               </w:rPr>
@@ -146,7 +146,7 @@
             <w:proofErr w:type="spellEnd"/>
             <w:r>
               <w:rPr>
-                <w:rFonts w:ascii="Arial" w:eastAsia="Arial" w:hAnsi="Arial" w:cs="Arial"/>
+                <w:rFonts w:ascii="Arial" w:hAnsi="Arial" w:cs="Arial" w:eastAsia="Arial"/>
                 <w:sz w:val="21"/>
                 <w:szCs w:val="21"/>
               </w:rPr>
@@ -173,14 +173,14 @@
             <w:pPr>
               <w:ind w:left="1"/>
               <w:rPr>
-                <w:rFonts w:ascii="Arial" w:hAnsi="Arial" w:cs="Arial"/>
-                <w:sz w:val="21"/>
-                <w:szCs w:val="21"/>
-              </w:rPr>
-            </w:pPr>
-            <w:r>
-              <w:rPr>
-                <w:rFonts w:ascii="Arial" w:eastAsia="Arial" w:hAnsi="Arial" w:cs="Arial"/>
+                <w:rFonts w:ascii="Arial" w:hAnsi="Arial" w:cs="Arial" w:eastAsia="Arial"/>
+                <w:sz w:val="21"/>
+                <w:szCs w:val="21"/>
+              </w:rPr>
+            </w:pPr>
+            <w:r>
+              <w:rPr>
+                <w:rFonts w:ascii="Arial" w:hAnsi="Arial" w:cs="Arial" w:eastAsia="Arial"/>
                 <w:b/>
                 <w:sz w:val="21"/>
                 <w:szCs w:val="21"/>
@@ -202,14 +202,14 @@
           <w:p>
             <w:pPr>
               <w:rPr>
-                <w:rFonts w:ascii="Arial" w:hAnsi="Arial" w:cs="Arial"/>
-                <w:sz w:val="21"/>
-                <w:szCs w:val="21"/>
-              </w:rPr>
-            </w:pPr>
-            <w:r>
-              <w:rPr>
-                <w:rFonts w:ascii="Arial" w:eastAsia="Arial" w:hAnsi="Arial" w:cs="Arial"/>
+                <w:rFonts w:ascii="Arial" w:hAnsi="Arial" w:cs="Arial" w:eastAsia="Arial"/>
+                <w:sz w:val="21"/>
+                <w:szCs w:val="21"/>
+              </w:rPr>
+            </w:pPr>
+            <w:r>
+              <w:rPr>
+                <w:rFonts w:ascii="Arial" w:hAnsi="Arial" w:cs="Arial" w:eastAsia="Arial"/>
                 <w:sz w:val="21"/>
                 <w:szCs w:val="21"/>
               </w:rPr>
@@ -236,14 +236,14 @@
             <w:pPr>
               <w:ind w:left="1"/>
               <w:rPr>
-                <w:rFonts w:ascii="Arial" w:hAnsi="Arial" w:cs="Arial"/>
-                <w:sz w:val="21"/>
-                <w:szCs w:val="21"/>
-              </w:rPr>
-            </w:pPr>
-            <w:r>
-              <w:rPr>
-                <w:rFonts w:ascii="Arial" w:eastAsia="Arial" w:hAnsi="Arial" w:cs="Arial"/>
+                <w:rFonts w:ascii="Arial" w:hAnsi="Arial" w:cs="Arial" w:eastAsia="Arial"/>
+                <w:sz w:val="21"/>
+                <w:szCs w:val="21"/>
+              </w:rPr>
+            </w:pPr>
+            <w:r>
+              <w:rPr>
+                <w:rFonts w:ascii="Arial" w:hAnsi="Arial" w:cs="Arial" w:eastAsia="Arial"/>
                 <w:b/>
                 <w:sz w:val="21"/>
                 <w:szCs w:val="21"/>
@@ -265,14 +265,14 @@
           <w:p>
             <w:pPr>
               <w:rPr>
-                <w:rFonts w:ascii="Arial" w:hAnsi="Arial" w:cs="Arial"/>
-                <w:sz w:val="21"/>
-                <w:szCs w:val="21"/>
-              </w:rPr>
-            </w:pPr>
-            <w:r>
-              <w:rPr>
-                <w:rFonts w:ascii="Arial" w:eastAsia="Arial" w:hAnsi="Arial" w:cs="Arial"/>
+                <w:rFonts w:ascii="Arial" w:hAnsi="Arial" w:cs="Arial" w:eastAsia="Arial"/>
+                <w:sz w:val="21"/>
+                <w:szCs w:val="21"/>
+              </w:rPr>
+            </w:pPr>
+            <w:r>
+              <w:rPr>
+                <w:rFonts w:ascii="Arial" w:hAnsi="Arial" w:cs="Arial" w:eastAsia="Arial"/>
                 <w:sz w:val="21"/>
                 <w:szCs w:val="21"/>
               </w:rPr>
@@ -299,14 +299,14 @@
             <w:pPr>
               <w:ind w:left="1"/>
               <w:rPr>
-                <w:rFonts w:ascii="Arial" w:hAnsi="Arial" w:cs="Arial"/>
-                <w:sz w:val="21"/>
-                <w:szCs w:val="21"/>
-              </w:rPr>
-            </w:pPr>
-            <w:r>
-              <w:rPr>
-                <w:rFonts w:ascii="Arial" w:eastAsia="Arial" w:hAnsi="Arial" w:cs="Arial"/>
+                <w:rFonts w:ascii="Arial" w:hAnsi="Arial" w:cs="Arial" w:eastAsia="Arial"/>
+                <w:sz w:val="21"/>
+                <w:szCs w:val="21"/>
+              </w:rPr>
+            </w:pPr>
+            <w:r>
+              <w:rPr>
+                <w:rFonts w:ascii="Arial" w:hAnsi="Arial" w:cs="Arial" w:eastAsia="Arial"/>
                 <w:b/>
                 <w:sz w:val="21"/>
                 <w:szCs w:val="21"/>
@@ -329,7 +329,7 @@
             <w:pPr>
               <w:jc w:val="both"/>
               <w:rPr>
-                <w:rFonts w:ascii="Arial" w:hAnsi="Arial" w:cs="Arial"/>
+                <w:rFonts w:ascii="Arial" w:hAnsi="Arial" w:cs="Arial" w:eastAsia="Arial"/>
                 <w:sz w:val="21"/>
                 <w:szCs w:val="21"/>
               </w:rPr>
@@ -337,7 +337,7 @@
             <w:proofErr w:type="spellStart"/>
             <w:r>
               <w:rPr>
-                <w:rFonts w:ascii="Arial" w:eastAsia="Arial" w:hAnsi="Arial" w:cs="Arial"/>
+                <w:rFonts w:ascii="Arial" w:hAnsi="Arial" w:cs="Arial" w:eastAsia="Arial"/>
                 <w:sz w:val="21"/>
                 <w:szCs w:val="21"/>
               </w:rPr>
@@ -346,7 +346,7 @@
             <w:proofErr w:type="spellEnd"/>
             <w:r>
               <w:rPr>
-                <w:rFonts w:ascii="Arial" w:eastAsia="Arial" w:hAnsi="Arial" w:cs="Arial"/>
+                <w:rFonts w:ascii="Arial" w:hAnsi="Arial" w:cs="Arial" w:eastAsia="Arial"/>
                 <w:sz w:val="21"/>
                 <w:szCs w:val="21"/>
               </w:rPr>
@@ -373,14 +373,14 @@
             <w:pPr>
               <w:ind w:left="1"/>
               <w:rPr>
-                <w:rFonts w:ascii="Arial" w:hAnsi="Arial" w:cs="Arial"/>
-                <w:sz w:val="21"/>
-                <w:szCs w:val="21"/>
-              </w:rPr>
-            </w:pPr>
-            <w:r>
-              <w:rPr>
-                <w:rFonts w:ascii="Arial" w:eastAsia="Arial" w:hAnsi="Arial" w:cs="Arial"/>
+                <w:rFonts w:ascii="Arial" w:hAnsi="Arial" w:cs="Arial" w:eastAsia="Arial"/>
+                <w:sz w:val="21"/>
+                <w:szCs w:val="21"/>
+              </w:rPr>
+            </w:pPr>
+            <w:r>
+              <w:rPr>
+                <w:rFonts w:ascii="Arial" w:hAnsi="Arial" w:cs="Arial" w:eastAsia="Arial"/>
                 <w:b/>
                 <w:sz w:val="21"/>
                 <w:szCs w:val="21"/>
@@ -402,7 +402,7 @@
           <w:p>
             <w:pPr>
               <w:rPr>
-                <w:rFonts w:ascii="Arial" w:hAnsi="Arial" w:cs="Arial"/>
+                <w:rFonts w:ascii="Arial" w:hAnsi="Arial" w:cs="Arial" w:eastAsia="Arial"/>
                 <w:sz w:val="21"/>
                 <w:szCs w:val="21"/>
               </w:rPr>
@@ -410,7 +410,7 @@
             <w:proofErr w:type="spellStart"/>
             <w:r>
               <w:rPr>
-                <w:rFonts w:ascii="Arial" w:eastAsia="Arial" w:hAnsi="Arial" w:cs="Arial"/>
+                <w:rFonts w:ascii="Arial" w:hAnsi="Arial" w:cs="Arial" w:eastAsia="Arial"/>
                 <w:sz w:val="21"/>
                 <w:szCs w:val="21"/>
               </w:rPr>
@@ -419,7 +419,7 @@
             <w:proofErr w:type="spellEnd"/>
             <w:r>
               <w:rPr>
-                <w:rFonts w:ascii="Arial" w:eastAsia="Arial" w:hAnsi="Arial" w:cs="Arial"/>
+                <w:rFonts w:ascii="Arial" w:hAnsi="Arial" w:cs="Arial" w:eastAsia="Arial"/>
                 <w:sz w:val="21"/>
                 <w:szCs w:val="21"/>
               </w:rPr>
@@ -446,14 +446,14 @@
             <w:pPr>
               <w:ind w:left="1"/>
               <w:rPr>
-                <w:rFonts w:ascii="Arial" w:hAnsi="Arial" w:cs="Arial"/>
-                <w:sz w:val="21"/>
-                <w:szCs w:val="21"/>
-              </w:rPr>
-            </w:pPr>
-            <w:r>
-              <w:rPr>
-                <w:rFonts w:ascii="Arial" w:eastAsia="Arial" w:hAnsi="Arial" w:cs="Arial"/>
+                <w:rFonts w:ascii="Arial" w:hAnsi="Arial" w:cs="Arial" w:eastAsia="Arial"/>
+                <w:sz w:val="21"/>
+                <w:szCs w:val="21"/>
+              </w:rPr>
+            </w:pPr>
+            <w:r>
+              <w:rPr>
+                <w:rFonts w:ascii="Arial" w:hAnsi="Arial" w:cs="Arial" w:eastAsia="Arial"/>
                 <w:b/>
                 <w:sz w:val="21"/>
                 <w:szCs w:val="21"/>
@@ -475,7 +475,7 @@
           <w:p>
             <w:pPr>
               <w:rPr>
-                <w:rFonts w:ascii="Arial" w:hAnsi="Arial" w:cs="Arial"/>
+                <w:rFonts w:ascii="Arial" w:hAnsi="Arial" w:cs="Arial" w:eastAsia="Arial"/>
                 <w:sz w:val="21"/>
                 <w:szCs w:val="21"/>
               </w:rPr>
@@ -483,7 +483,7 @@
             <w:proofErr w:type="spellStart"/>
             <w:r>
               <w:rPr>
-                <w:rFonts w:ascii="Arial" w:eastAsia="Arial" w:hAnsi="Arial" w:cs="Arial"/>
+                <w:rFonts w:ascii="Arial" w:hAnsi="Arial" w:cs="Arial" w:eastAsia="Arial"/>
                 <w:sz w:val="21"/>
                 <w:szCs w:val="21"/>
               </w:rPr>
@@ -492,7 +492,7 @@
             <w:proofErr w:type="spellEnd"/>
             <w:r>
               <w:rPr>
-                <w:rFonts w:ascii="Arial" w:eastAsia="Arial" w:hAnsi="Arial" w:cs="Arial"/>
+                <w:rFonts w:ascii="Arial" w:hAnsi="Arial" w:cs="Arial" w:eastAsia="Arial"/>
                 <w:sz w:val="21"/>
                 <w:szCs w:val="21"/>
               </w:rPr>
@@ -519,14 +519,14 @@
             <w:pPr>
               <w:ind w:left="1"/>
               <w:rPr>
-                <w:rFonts w:ascii="Arial" w:hAnsi="Arial" w:cs="Arial"/>
-                <w:sz w:val="21"/>
-                <w:szCs w:val="21"/>
-              </w:rPr>
-            </w:pPr>
-            <w:r>
-              <w:rPr>
-                <w:rFonts w:ascii="Arial" w:eastAsia="Arial" w:hAnsi="Arial" w:cs="Arial"/>
+                <w:rFonts w:ascii="Arial" w:hAnsi="Arial" w:cs="Arial" w:eastAsia="Arial"/>
+                <w:sz w:val="21"/>
+                <w:szCs w:val="21"/>
+              </w:rPr>
+            </w:pPr>
+            <w:r>
+              <w:rPr>
+                <w:rFonts w:ascii="Arial" w:hAnsi="Arial" w:cs="Arial" w:eastAsia="Arial"/>
                 <w:b/>
                 <w:sz w:val="21"/>
                 <w:szCs w:val="21"/>
@@ -548,7 +548,7 @@
           <w:p>
             <w:pPr>
               <w:rPr>
-                <w:rFonts w:ascii="Arial" w:hAnsi="Arial" w:cs="Arial"/>
+                <w:rFonts w:ascii="Arial" w:hAnsi="Arial" w:cs="Arial" w:eastAsia="Arial"/>
                 <w:sz w:val="21"/>
                 <w:szCs w:val="21"/>
               </w:rPr>
@@ -556,7 +556,7 @@
             <w:proofErr w:type="spellStart"/>
             <w:r>
               <w:rPr>
-                <w:rFonts w:ascii="Arial" w:eastAsia="Arial" w:hAnsi="Arial" w:cs="Arial"/>
+                <w:rFonts w:ascii="Arial" w:hAnsi="Arial" w:cs="Arial" w:eastAsia="Arial"/>
                 <w:sz w:val="21"/>
                 <w:szCs w:val="21"/>
               </w:rPr>
@@ -565,7 +565,7 @@
             <w:proofErr w:type="spellEnd"/>
             <w:r>
               <w:rPr>
-                <w:rFonts w:ascii="Arial" w:eastAsia="Arial" w:hAnsi="Arial" w:cs="Arial"/>
+                <w:rFonts w:ascii="Arial" w:hAnsi="Arial" w:cs="Arial" w:eastAsia="Arial"/>
                 <w:sz w:val="21"/>
                 <w:szCs w:val="21"/>
               </w:rPr>
@@ -592,14 +592,14 @@
             <w:pPr>
               <w:ind w:left="1"/>
               <w:rPr>
-                <w:rFonts w:ascii="Arial" w:hAnsi="Arial" w:cs="Arial"/>
-                <w:sz w:val="21"/>
-                <w:szCs w:val="21"/>
-              </w:rPr>
-            </w:pPr>
-            <w:r>
-              <w:rPr>
-                <w:rFonts w:ascii="Arial" w:eastAsia="Arial" w:hAnsi="Arial" w:cs="Arial"/>
+                <w:rFonts w:ascii="Arial" w:hAnsi="Arial" w:cs="Arial" w:eastAsia="Arial"/>
+                <w:sz w:val="21"/>
+                <w:szCs w:val="21"/>
+              </w:rPr>
+            </w:pPr>
+            <w:r>
+              <w:rPr>
+                <w:rFonts w:ascii="Arial" w:hAnsi="Arial" w:cs="Arial" w:eastAsia="Arial"/>
                 <w:b/>
                 <w:sz w:val="21"/>
                 <w:szCs w:val="21"/>
@@ -621,7 +621,7 @@
           <w:p>
             <w:pPr>
               <w:rPr>
-                <w:rFonts w:ascii="Arial" w:hAnsi="Arial" w:cs="Arial"/>
+                <w:rFonts w:ascii="Arial" w:hAnsi="Arial" w:cs="Arial" w:eastAsia="Arial"/>
                 <w:sz w:val="21"/>
                 <w:szCs w:val="21"/>
               </w:rPr>
@@ -629,7 +629,7 @@
             <w:proofErr w:type="spellStart"/>
             <w:r>
               <w:rPr>
-                <w:rFonts w:ascii="Arial" w:eastAsia="Arial" w:hAnsi="Arial" w:cs="Arial"/>
+                <w:rFonts w:ascii="Arial" w:hAnsi="Arial" w:cs="Arial" w:eastAsia="Arial"/>
                 <w:sz w:val="21"/>
                 <w:szCs w:val="21"/>
               </w:rPr>
@@ -638,7 +638,7 @@
             <w:proofErr w:type="spellEnd"/>
             <w:r>
               <w:rPr>
-                <w:rFonts w:ascii="Arial" w:eastAsia="Arial" w:hAnsi="Arial" w:cs="Arial"/>
+                <w:rFonts w:ascii="Arial" w:hAnsi="Arial" w:cs="Arial" w:eastAsia="Arial"/>
                 <w:sz w:val="21"/>
                 <w:szCs w:val="21"/>
               </w:rPr>
@@ -665,14 +665,14 @@
             <w:pPr>
               <w:ind w:left="1"/>
               <w:rPr>
-                <w:rFonts w:ascii="Arial" w:hAnsi="Arial" w:cs="Arial"/>
-                <w:sz w:val="21"/>
-                <w:szCs w:val="21"/>
-              </w:rPr>
-            </w:pPr>
-            <w:r>
-              <w:rPr>
-                <w:rFonts w:ascii="Arial" w:eastAsia="Arial" w:hAnsi="Arial" w:cs="Arial"/>
+                <w:rFonts w:ascii="Arial" w:hAnsi="Arial" w:cs="Arial" w:eastAsia="Arial"/>
+                <w:sz w:val="21"/>
+                <w:szCs w:val="21"/>
+              </w:rPr>
+            </w:pPr>
+            <w:r>
+              <w:rPr>
+                <w:rFonts w:ascii="Arial" w:hAnsi="Arial" w:cs="Arial" w:eastAsia="Arial"/>
                 <w:b/>
                 <w:sz w:val="21"/>
                 <w:szCs w:val="21"/>
@@ -695,7 +695,7 @@
             <w:pPr>
               <w:spacing w:after="9"/>
               <w:rPr>
-                <w:rFonts w:ascii="Arial" w:hAnsi="Arial" w:cs="Arial"/>
+                <w:rFonts w:ascii="Arial" w:hAnsi="Arial" w:cs="Arial" w:eastAsia="Arial"/>
                 <w:sz w:val="21"/>
                 <w:szCs w:val="21"/>
               </w:rPr>
@@ -703,7 +703,7 @@
             <w:proofErr w:type="spellStart"/>
             <w:r>
               <w:rPr>
-                <w:rFonts w:ascii="Arial" w:eastAsia="Arial" w:hAnsi="Arial" w:cs="Arial"/>
+                <w:rFonts w:ascii="Arial" w:hAnsi="Arial" w:cs="Arial" w:eastAsia="Arial"/>
                 <w:sz w:val="21"/>
                 <w:szCs w:val="21"/>
               </w:rPr>
@@ -712,7 +712,7 @@
             <w:proofErr w:type="spellEnd"/>
             <w:r>
               <w:rPr>
-                <w:rFonts w:ascii="Arial" w:eastAsia="Arial" w:hAnsi="Arial" w:cs="Arial"/>
+                <w:rFonts w:ascii="Arial" w:hAnsi="Arial" w:cs="Arial" w:eastAsia="Arial"/>
                 <w:sz w:val="21"/>
                 <w:szCs w:val="21"/>
               </w:rPr>
@@ -722,14 +722,14 @@
           <w:p>
             <w:pPr>
               <w:rPr>
-                <w:rFonts w:ascii="Arial" w:hAnsi="Arial" w:cs="Arial"/>
-                <w:sz w:val="21"/>
-                <w:szCs w:val="21"/>
-              </w:rPr>
-            </w:pPr>
-            <w:r>
-              <w:rPr>
-                <w:rFonts w:ascii="Arial" w:eastAsia="Arial" w:hAnsi="Arial" w:cs="Arial"/>
+                <w:rFonts w:ascii="Arial" w:hAnsi="Arial" w:cs="Arial" w:eastAsia="Arial"/>
+                <w:sz w:val="21"/>
+                <w:szCs w:val="21"/>
+              </w:rPr>
+            </w:pPr>
+            <w:r>
+              <w:rPr>
+                <w:rFonts w:ascii="Arial" w:hAnsi="Arial" w:cs="Arial" w:eastAsia="Arial"/>
                 <w:sz w:val="21"/>
                 <w:szCs w:val="21"/>
               </w:rPr>
@@ -756,14 +756,14 @@
             <w:pPr>
               <w:ind w:left="1"/>
               <w:rPr>
-                <w:rFonts w:ascii="Arial" w:hAnsi="Arial" w:cs="Arial"/>
-                <w:sz w:val="21"/>
-                <w:szCs w:val="21"/>
-              </w:rPr>
-            </w:pPr>
-            <w:r>
-              <w:rPr>
-                <w:rFonts w:ascii="Arial" w:eastAsia="Arial" w:hAnsi="Arial" w:cs="Arial"/>
+                <w:rFonts w:ascii="Arial" w:hAnsi="Arial" w:cs="Arial" w:eastAsia="Arial"/>
+                <w:sz w:val="21"/>
+                <w:szCs w:val="21"/>
+              </w:rPr>
+            </w:pPr>
+            <w:r>
+              <w:rPr>
+                <w:rFonts w:ascii="Arial" w:hAnsi="Arial" w:cs="Arial" w:eastAsia="Arial"/>
                 <w:b/>
                 <w:sz w:val="21"/>
                 <w:szCs w:val="21"/>
@@ -785,14 +785,14 @@
           <w:p>
             <w:pPr>
               <w:rPr>
-                <w:rFonts w:ascii="Arial" w:hAnsi="Arial" w:cs="Arial"/>
-                <w:sz w:val="21"/>
-                <w:szCs w:val="21"/>
-              </w:rPr>
-            </w:pPr>
-            <w:r>
-              <w:rPr>
-                <w:rFonts w:ascii="Arial" w:eastAsia="Arial" w:hAnsi="Arial" w:cs="Arial"/>
+                <w:rFonts w:ascii="Arial" w:hAnsi="Arial" w:cs="Arial" w:eastAsia="Arial"/>
+                <w:sz w:val="21"/>
+                <w:szCs w:val="21"/>
+              </w:rPr>
+            </w:pPr>
+            <w:r>
+              <w:rPr>
+                <w:rFonts w:ascii="Arial" w:hAnsi="Arial" w:cs="Arial" w:eastAsia="Arial"/>
                 <w:sz w:val="21"/>
                 <w:szCs w:val="21"/>
               </w:rPr>
@@ -819,14 +819,14 @@
             <w:pPr>
               <w:ind w:left="1"/>
               <w:rPr>
-                <w:rFonts w:ascii="Arial" w:hAnsi="Arial" w:cs="Arial"/>
-                <w:sz w:val="21"/>
-                <w:szCs w:val="21"/>
-              </w:rPr>
-            </w:pPr>
-            <w:r>
-              <w:rPr>
-                <w:rFonts w:ascii="Arial" w:eastAsia="Arial" w:hAnsi="Arial" w:cs="Arial"/>
+                <w:rFonts w:ascii="Arial" w:hAnsi="Arial" w:cs="Arial" w:eastAsia="Arial"/>
+                <w:sz w:val="21"/>
+                <w:szCs w:val="21"/>
+              </w:rPr>
+            </w:pPr>
+            <w:r>
+              <w:rPr>
+                <w:rFonts w:ascii="Arial" w:hAnsi="Arial" w:cs="Arial" w:eastAsia="Arial"/>
                 <w:b/>
                 <w:sz w:val="21"/>
                 <w:szCs w:val="21"/>
@@ -848,14 +848,14 @@
           <w:p>
             <w:pPr>
               <w:rPr>
-                <w:rFonts w:ascii="Arial" w:hAnsi="Arial" w:cs="Arial"/>
-                <w:sz w:val="21"/>
-                <w:szCs w:val="21"/>
-              </w:rPr>
-            </w:pPr>
-            <w:r>
-              <w:rPr>
-                <w:rFonts w:ascii="Arial" w:eastAsia="Arial" w:hAnsi="Arial" w:cs="Arial"/>
+                <w:rFonts w:ascii="Arial" w:hAnsi="Arial" w:cs="Arial" w:eastAsia="Arial"/>
+                <w:sz w:val="21"/>
+                <w:szCs w:val="21"/>
+              </w:rPr>
+            </w:pPr>
+            <w:r>
+              <w:rPr>
+                <w:rFonts w:ascii="Arial" w:hAnsi="Arial" w:cs="Arial" w:eastAsia="Arial"/>
                 <w:sz w:val="21"/>
                 <w:szCs w:val="21"/>
               </w:rPr>
@@ -882,14 +882,14 @@
             <w:pPr>
               <w:ind w:left="1"/>
               <w:rPr>
-                <w:rFonts w:ascii="Arial" w:hAnsi="Arial" w:cs="Arial"/>
-                <w:sz w:val="21"/>
-                <w:szCs w:val="21"/>
-              </w:rPr>
-            </w:pPr>
-            <w:r>
-              <w:rPr>
-                <w:rFonts w:ascii="Arial" w:eastAsia="Arial" w:hAnsi="Arial" w:cs="Arial"/>
+                <w:rFonts w:ascii="Arial" w:hAnsi="Arial" w:cs="Arial" w:eastAsia="Arial"/>
+                <w:sz w:val="21"/>
+                <w:szCs w:val="21"/>
+              </w:rPr>
+            </w:pPr>
+            <w:r>
+              <w:rPr>
+                <w:rFonts w:ascii="Arial" w:hAnsi="Arial" w:cs="Arial" w:eastAsia="Arial"/>
                 <w:b/>
                 <w:sz w:val="21"/>
                 <w:szCs w:val="21"/>
@@ -911,14 +911,14 @@
           <w:p>
             <w:pPr>
               <w:rPr>
-                <w:rFonts w:ascii="Arial" w:hAnsi="Arial" w:cs="Arial"/>
-                <w:sz w:val="21"/>
-                <w:szCs w:val="21"/>
-              </w:rPr>
-            </w:pPr>
-            <w:r>
-              <w:rPr>
-                <w:rFonts w:ascii="Arial" w:eastAsia="Arial" w:hAnsi="Arial" w:cs="Arial"/>
+                <w:rFonts w:ascii="Arial" w:hAnsi="Arial" w:cs="Arial" w:eastAsia="Arial"/>
+                <w:sz w:val="21"/>
+                <w:szCs w:val="21"/>
+              </w:rPr>
+            </w:pPr>
+            <w:r>
+              <w:rPr>
+                <w:rFonts w:ascii="Arial" w:hAnsi="Arial" w:cs="Arial" w:eastAsia="Arial"/>
                 <w:sz w:val="21"/>
                 <w:szCs w:val="21"/>
               </w:rPr>
@@ -945,14 +945,14 @@
             <w:pPr>
               <w:ind w:left="1"/>
               <w:rPr>
-                <w:rFonts w:ascii="Arial" w:hAnsi="Arial" w:cs="Arial"/>
-                <w:sz w:val="21"/>
-                <w:szCs w:val="21"/>
-              </w:rPr>
-            </w:pPr>
-            <w:r>
-              <w:rPr>
-                <w:rFonts w:ascii="Arial" w:eastAsia="Arial" w:hAnsi="Arial" w:cs="Arial"/>
+                <w:rFonts w:ascii="Arial" w:hAnsi="Arial" w:cs="Arial" w:eastAsia="Arial"/>
+                <w:sz w:val="21"/>
+                <w:szCs w:val="21"/>
+              </w:rPr>
+            </w:pPr>
+            <w:r>
+              <w:rPr>
+                <w:rFonts w:ascii="Arial" w:hAnsi="Arial" w:cs="Arial" w:eastAsia="Arial"/>
                 <w:b/>
                 <w:sz w:val="21"/>
                 <w:szCs w:val="21"/>
@@ -974,14 +974,14 @@
           <w:p>
             <w:pPr>
               <w:rPr>
-                <w:rFonts w:ascii="Arial" w:hAnsi="Arial" w:cs="Arial"/>
-                <w:sz w:val="21"/>
-                <w:szCs w:val="21"/>
-              </w:rPr>
-            </w:pPr>
-            <w:r>
-              <w:rPr>
-                <w:rFonts w:ascii="Arial" w:eastAsia="Arial" w:hAnsi="Arial" w:cs="Arial"/>
+                <w:rFonts w:ascii="Arial" w:hAnsi="Arial" w:cs="Arial" w:eastAsia="Arial"/>
+                <w:sz w:val="21"/>
+                <w:szCs w:val="21"/>
+              </w:rPr>
+            </w:pPr>
+            <w:r>
+              <w:rPr>
+                <w:rFonts w:ascii="Arial" w:hAnsi="Arial" w:cs="Arial" w:eastAsia="Arial"/>
                 <w:sz w:val="21"/>
                 <w:szCs w:val="21"/>
               </w:rPr>
@@ -1008,14 +1008,14 @@
             <w:pPr>
               <w:ind w:left="1"/>
               <w:rPr>
-                <w:rFonts w:ascii="Arial" w:hAnsi="Arial" w:cs="Arial"/>
-                <w:sz w:val="21"/>
-                <w:szCs w:val="21"/>
-              </w:rPr>
-            </w:pPr>
-            <w:r>
-              <w:rPr>
-                <w:rFonts w:ascii="Arial" w:eastAsia="Arial" w:hAnsi="Arial" w:cs="Arial"/>
+                <w:rFonts w:ascii="Arial" w:hAnsi="Arial" w:cs="Arial" w:eastAsia="Arial"/>
+                <w:sz w:val="21"/>
+                <w:szCs w:val="21"/>
+              </w:rPr>
+            </w:pPr>
+            <w:r>
+              <w:rPr>
+                <w:rFonts w:ascii="Arial" w:hAnsi="Arial" w:cs="Arial" w:eastAsia="Arial"/>
                 <w:b/>
                 <w:sz w:val="21"/>
                 <w:szCs w:val="21"/>
@@ -1037,14 +1037,14 @@
           <w:p>
             <w:pPr>
               <w:rPr>
-                <w:rFonts w:ascii="Arial" w:hAnsi="Arial" w:cs="Arial"/>
-                <w:sz w:val="21"/>
-                <w:szCs w:val="21"/>
-              </w:rPr>
-            </w:pPr>
-            <w:r>
-              <w:rPr>
-                <w:rFonts w:ascii="Arial" w:eastAsia="Arial" w:hAnsi="Arial" w:cs="Arial"/>
+                <w:rFonts w:ascii="Arial" w:hAnsi="Arial" w:cs="Arial" w:eastAsia="Arial"/>
+                <w:sz w:val="21"/>
+                <w:szCs w:val="21"/>
+              </w:rPr>
+            </w:pPr>
+            <w:r>
+              <w:rPr>
+                <w:rFonts w:ascii="Arial" w:hAnsi="Arial" w:cs="Arial" w:eastAsia="Arial"/>
                 <w:sz w:val="21"/>
                 <w:szCs w:val="21"/>
               </w:rPr>
@@ -1053,7 +1053,7 @@
             <w:proofErr w:type="gramStart"/>
             <w:r>
               <w:rPr>
-                <w:rFonts w:ascii="Arial" w:eastAsia="Arial" w:hAnsi="Arial" w:cs="Arial"/>
+                <w:rFonts w:ascii="Arial" w:hAnsi="Arial" w:cs="Arial" w:eastAsia="Arial"/>
                 <w:sz w:val="21"/>
                 <w:szCs w:val="21"/>
               </w:rPr>
@@ -1062,7 +1062,7 @@
             <w:proofErr w:type="gramEnd"/>
             <w:r>
               <w:rPr>
-                <w:rFonts w:ascii="Arial" w:eastAsia="Arial" w:hAnsi="Arial" w:cs="Arial"/>
+                <w:rFonts w:ascii="Arial" w:hAnsi="Arial" w:cs="Arial" w:eastAsia="Arial"/>
                 <w:sz w:val="21"/>
                 <w:szCs w:val="21"/>
               </w:rPr>
@@ -1089,14 +1089,14 @@
             <w:pPr>
               <w:ind w:left="1"/>
               <w:rPr>
-                <w:rFonts w:ascii="Arial" w:hAnsi="Arial" w:cs="Arial"/>
-                <w:sz w:val="21"/>
-                <w:szCs w:val="21"/>
-              </w:rPr>
-            </w:pPr>
-            <w:r>
-              <w:rPr>
-                <w:rFonts w:ascii="Arial" w:eastAsia="Arial" w:hAnsi="Arial" w:cs="Arial"/>
+                <w:rFonts w:ascii="Arial" w:hAnsi="Arial" w:cs="Arial" w:eastAsia="Arial"/>
+                <w:sz w:val="21"/>
+                <w:szCs w:val="21"/>
+              </w:rPr>
+            </w:pPr>
+            <w:r>
+              <w:rPr>
+                <w:rFonts w:ascii="Arial" w:hAnsi="Arial" w:cs="Arial" w:eastAsia="Arial"/>
                 <w:b/>
                 <w:sz w:val="21"/>
                 <w:szCs w:val="21"/>
@@ -1119,14 +1119,14 @@
           <w:p>
             <w:pPr>
               <w:rPr>
-                <w:rFonts w:ascii="Arial" w:hAnsi="Arial" w:cs="Arial"/>
-                <w:sz w:val="21"/>
-                <w:szCs w:val="21"/>
-              </w:rPr>
-            </w:pPr>
-            <w:r>
-              <w:rPr>
-                <w:rFonts w:ascii="Arial" w:eastAsia="Arial" w:hAnsi="Arial" w:cs="Arial"/>
+                <w:rFonts w:ascii="Arial" w:hAnsi="Arial" w:cs="Arial" w:eastAsia="Arial"/>
+                <w:sz w:val="21"/>
+                <w:szCs w:val="21"/>
+              </w:rPr>
+            </w:pPr>
+            <w:r>
+              <w:rPr>
+                <w:rFonts w:ascii="Arial" w:hAnsi="Arial" w:cs="Arial" w:eastAsia="Arial"/>
                 <w:sz w:val="21"/>
                 <w:szCs w:val="21"/>
               </w:rPr>
@@ -1153,14 +1153,14 @@
             <w:pPr>
               <w:ind w:left="1"/>
               <w:rPr>
-                <w:rFonts w:ascii="Arial" w:hAnsi="Arial" w:cs="Arial"/>
-                <w:sz w:val="21"/>
-                <w:szCs w:val="21"/>
-              </w:rPr>
-            </w:pPr>
-            <w:r>
-              <w:rPr>
-                <w:rFonts w:ascii="Arial" w:eastAsia="Arial" w:hAnsi="Arial" w:cs="Arial"/>
+                <w:rFonts w:ascii="Arial" w:hAnsi="Arial" w:cs="Arial" w:eastAsia="Arial"/>
+                <w:sz w:val="21"/>
+                <w:szCs w:val="21"/>
+              </w:rPr>
+            </w:pPr>
+            <w:r>
+              <w:rPr>
+                <w:rFonts w:ascii="Arial" w:hAnsi="Arial" w:cs="Arial" w:eastAsia="Arial"/>
                 <w:b/>
                 <w:sz w:val="21"/>
                 <w:szCs w:val="21"/>
@@ -1182,14 +1182,14 @@
           <w:p>
             <w:pPr>
               <w:rPr>
-                <w:rFonts w:ascii="Arial" w:hAnsi="Arial" w:cs="Arial"/>
-                <w:sz w:val="21"/>
-                <w:szCs w:val="21"/>
-              </w:rPr>
-            </w:pPr>
-            <w:r>
-              <w:rPr>
-                <w:rFonts w:ascii="Arial" w:eastAsia="Arial" w:hAnsi="Arial" w:cs="Arial"/>
+                <w:rFonts w:ascii="Arial" w:hAnsi="Arial" w:cs="Arial" w:eastAsia="Arial"/>
+                <w:sz w:val="21"/>
+                <w:szCs w:val="21"/>
+              </w:rPr>
+            </w:pPr>
+            <w:r>
+              <w:rPr>
+                <w:rFonts w:ascii="Arial" w:hAnsi="Arial" w:cs="Arial" w:eastAsia="Arial"/>
                 <w:sz w:val="21"/>
                 <w:szCs w:val="21"/>
               </w:rPr>
@@ -1216,14 +1216,14 @@
             <w:pPr>
               <w:ind w:left="1"/>
               <w:rPr>
-                <w:rFonts w:ascii="Arial" w:hAnsi="Arial" w:cs="Arial"/>
-                <w:sz w:val="21"/>
-                <w:szCs w:val="21"/>
-              </w:rPr>
-            </w:pPr>
-            <w:r>
-              <w:rPr>
-                <w:rFonts w:ascii="Arial" w:eastAsia="Arial" w:hAnsi="Arial" w:cs="Arial"/>
+                <w:rFonts w:ascii="Arial" w:hAnsi="Arial" w:cs="Arial" w:eastAsia="Arial"/>
+                <w:sz w:val="21"/>
+                <w:szCs w:val="21"/>
+              </w:rPr>
+            </w:pPr>
+            <w:r>
+              <w:rPr>
+                <w:rFonts w:ascii="Arial" w:hAnsi="Arial" w:cs="Arial" w:eastAsia="Arial"/>
                 <w:b/>
                 <w:sz w:val="21"/>
                 <w:szCs w:val="21"/>
@@ -1245,14 +1245,14 @@
           <w:p>
             <w:pPr>
               <w:rPr>
-                <w:rFonts w:ascii="Arial" w:hAnsi="Arial" w:cs="Arial"/>
-                <w:sz w:val="21"/>
-                <w:szCs w:val="21"/>
-              </w:rPr>
-            </w:pPr>
-            <w:r>
-              <w:rPr>
-                <w:rFonts w:ascii="Arial" w:eastAsia="Arial" w:hAnsi="Arial" w:cs="Arial"/>
+                <w:rFonts w:ascii="Arial" w:hAnsi="Arial" w:cs="Arial" w:eastAsia="Arial"/>
+                <w:sz w:val="21"/>
+                <w:szCs w:val="21"/>
+              </w:rPr>
+            </w:pPr>
+            <w:r>
+              <w:rPr>
+                <w:rFonts w:ascii="Arial" w:hAnsi="Arial" w:cs="Arial" w:eastAsia="Arial"/>
                 <w:sz w:val="21"/>
                 <w:szCs w:val="21"/>
               </w:rPr>
@@ -1279,14 +1279,14 @@
             <w:pPr>
               <w:ind w:left="1"/>
               <w:rPr>
-                <w:rFonts w:ascii="Arial" w:hAnsi="Arial" w:cs="Arial"/>
-                <w:sz w:val="21"/>
-                <w:szCs w:val="21"/>
-              </w:rPr>
-            </w:pPr>
-            <w:r>
-              <w:rPr>
-                <w:rFonts w:ascii="Arial" w:eastAsia="Arial" w:hAnsi="Arial" w:cs="Arial"/>
+                <w:rFonts w:ascii="Arial" w:hAnsi="Arial" w:cs="Arial" w:eastAsia="Arial"/>
+                <w:sz w:val="21"/>
+                <w:szCs w:val="21"/>
+              </w:rPr>
+            </w:pPr>
+            <w:r>
+              <w:rPr>
+                <w:rFonts w:ascii="Arial" w:hAnsi="Arial" w:cs="Arial" w:eastAsia="Arial"/>
                 <w:b/>
                 <w:sz w:val="21"/>
                 <w:szCs w:val="21"/>
@@ -1308,14 +1308,14 @@
           <w:p>
             <w:pPr>
               <w:rPr>
-                <w:rFonts w:ascii="Arial" w:hAnsi="Arial" w:cs="Arial"/>
-                <w:sz w:val="21"/>
-                <w:szCs w:val="21"/>
-              </w:rPr>
-            </w:pPr>
-            <w:r>
-              <w:rPr>
-                <w:rFonts w:ascii="Arial" w:eastAsia="Arial" w:hAnsi="Arial" w:cs="Arial"/>
+                <w:rFonts w:ascii="Arial" w:hAnsi="Arial" w:cs="Arial" w:eastAsia="Arial"/>
+                <w:sz w:val="21"/>
+                <w:szCs w:val="21"/>
+              </w:rPr>
+            </w:pPr>
+            <w:r>
+              <w:rPr>
+                <w:rFonts w:ascii="Arial" w:hAnsi="Arial" w:cs="Arial" w:eastAsia="Arial"/>
                 <w:sz w:val="21"/>
                 <w:szCs w:val="21"/>
               </w:rPr>
@@ -1340,10 +1340,10 @@
   <w:docDefaults>
     <w:rPrDefault>
       <w:rPr>
-        <w:rFonts w:asciiTheme="minorHAnsi" w:eastAsiaTheme="minorEastAsia" w:hAnsiTheme="minorHAnsi" w:cstheme="minorBidi"/>
+        <w:rFonts w:ascii="Arial" w:hAnsi="Arial" w:cs="Arial" w:eastAsia="Arial"/>
         <w:kern w:val="2"/>
-        <w:sz w:val="24"/>
-        <w:szCs w:val="24"/>
+        <w:sz w:val="21"/>
+        <w:szCs w:val="21"/>
         <w:lang w:val="en-IN" w:eastAsia="en-IN" w:bidi="ar-SA"/>
         <w14:ligatures w14:val="standardContextual"/>
       </w:rPr>
@@ -1739,9 +1739,9 @@
       <w:spacing w:line="259" w:lineRule="auto"/>
     </w:pPr>
     <w:rPr>
-      <w:rFonts w:ascii="Calibri" w:eastAsia="Calibri" w:hAnsi="Calibri" w:cs="Calibri"/>
+      <w:rFonts w:ascii="Arial" w:hAnsi="Arial" w:cs="Arial" w:eastAsia="Arial"/>
       <w:color w:val="000000"/>
-      <w:sz w:val="22"/>
+      <w:sz w:val="21"/>
     </w:rPr>
   </w:style>
   <w:style w:type="character" w:default="1" w:styleId="DefaultParagraphFont">
